--- a/frontend/api/templates/LETTRE D'ENGAGEMENT.docx
+++ b/frontend/api/templates/LETTRE D'ENGAGEMENT.docx
@@ -510,7 +510,7 @@
           <w:szCs w:val="32"/>
           <w:lang w:val="en-US"/>
         </w:rPr>
-        <w:t>5</w:t>
+        <w:t>6</w:t>
       </w:r>
       <w:r>
         <w:rPr>
